--- a/courses/mathematics/output/grade7/Grade7-LG-3rd_Trim-SY2026-2027-Mathematics.docx
+++ b/courses/mathematics/output/grade7/Grade7-LG-3rd_Trim-SY2026-2027-Mathematics.docx
@@ -208,7 +208,7 @@
           <w:i w:val="0"/>
           <w:sz w:val="20"/>
         </w:rPr>
-        <w:t>LSGH Math 7 SimBook</w:t>
+        <w:t>LSGH Math SimBook</w:t>
       </w:r>
       <w:r>
         <w:rPr>
@@ -6824,7 +6824,7 @@
                       <w:i w:val="0"/>
                       <w:sz w:val="18"/>
                     </w:rPr>
-                    <w:t xml:space="preserve"> LSGH Math 7 SimBook · Term 3 Lesson 1 · Integer Chips (Chip Board tab)</w:t>
+                    <w:t xml:space="preserve"> LSGH Math SimBook · Term 3 Lesson 1 · Integer Chips (Chip Board tab)</w:t>
                   </w:r>
                 </w:p>
                 <w:p>
@@ -7446,7 +7446,7 @@
                       <w:i w:val="0"/>
                       <w:sz w:val="18"/>
                     </w:rPr>
-                    <w:t xml:space="preserve"> LSGH Math 7 SimBook · Term 3 Lesson 1 · Integer Chips (Number Line Hops and Bar Model tab)</w:t>
+                    <w:t xml:space="preserve"> LSGH Math SimBook · Term 3 Lesson 1 · Integer Chips (Number Line Hops and Bar Model tab)</w:t>
                   </w:r>
                 </w:p>
                 <w:p>
@@ -8110,7 +8110,7 @@
                 <w:i w:val="0"/>
                 <w:sz w:val="20"/>
               </w:rPr>
-              <w:t>LSGH Math 7 SimBook - Term 3 Lesson 1 (https://claude.ai/artifact/LrpohtVMd8ifUt7nkd7FFr#lesson19)</w:t>
+              <w:t>LSGH Math SimBook - Term 3 Lesson 1 (https://claude.ai/artifact/LrpohtVMd8ifUt7nkd7FFr#lesson19)</w:t>
             </w:r>
           </w:p>
           <w:p>
@@ -8680,7 +8680,7 @@
                       <w:i w:val="0"/>
                       <w:sz w:val="18"/>
                     </w:rPr>
-                    <w:t xml:space="preserve"> LSGH Math 7 SimBook · Term 3 Lesson 2 · Sign Machine (Groups of Chips and Sign Patterns tab)</w:t>
+                    <w:t xml:space="preserve"> LSGH Math SimBook · Term 3 Lesson 2 · Sign Machine (Groups of Chips and Sign Patterns tab)</w:t>
                   </w:r>
                 </w:p>
                 <w:p>
@@ -9301,7 +9301,7 @@
                       <w:i w:val="0"/>
                       <w:sz w:val="18"/>
                     </w:rPr>
-                    <w:t xml:space="preserve"> LSGH Math 7 SimBook · Term 3 Lesson 2 · Sign Machine (GEMDAS Stepper tab)</w:t>
+                    <w:t xml:space="preserve"> LSGH Math SimBook · Term 3 Lesson 2 · Sign Machine (GEMDAS Stepper tab)</w:t>
                   </w:r>
                 </w:p>
                 <w:p>
@@ -9991,7 +9991,7 @@
                 <w:i w:val="0"/>
                 <w:sz w:val="20"/>
               </w:rPr>
-              <w:t>LSGH Math 7 SimBook - Term 3 Lesson 2 (https://claude.ai/artifact/LrpohtVMd8ifUt7nkd7FFr#lesson20)</w:t>
+              <w:t>LSGH Math SimBook - Term 3 Lesson 2 (https://claude.ai/artifact/LrpohtVMd8ifUt7nkd7FFr#lesson20)</w:t>
             </w:r>
           </w:p>
           <w:p>
@@ -10503,7 +10503,7 @@
                       <w:i w:val="0"/>
                       <w:sz w:val="18"/>
                     </w:rPr>
-                    <w:t xml:space="preserve"> LSGH Math 7 SimBook · Term 3 Lesson 3 · Distance Finder (Distance from Zero tab)</w:t>
+                    <w:t xml:space="preserve"> LSGH Math SimBook · Term 3 Lesson 3 · Distance Finder (Distance from Zero tab)</w:t>
                   </w:r>
                 </w:p>
                 <w:p>
@@ -11041,7 +11041,7 @@
                       <w:i w:val="0"/>
                       <w:sz w:val="18"/>
                     </w:rPr>
-                    <w:t xml:space="preserve"> LSGH Math 7 SimBook · Term 3 Lesson 3 · Distance Finder (Real Distances tab)</w:t>
+                    <w:t xml:space="preserve"> LSGH Math SimBook · Term 3 Lesson 3 · Distance Finder (Real Distances tab)</w:t>
                   </w:r>
                 </w:p>
                 <w:p>
@@ -11617,7 +11617,7 @@
                 <w:i w:val="0"/>
                 <w:sz w:val="20"/>
               </w:rPr>
-              <w:t>LSGH Math 7 SimBook - Term 3 Lesson 3 (https://claude.ai/artifact/LrpohtVMd8ifUt7nkd7FFr#lesson21)</w:t>
+              <w:t>LSGH Math SimBook - Term 3 Lesson 3 (https://claude.ai/artifact/LrpohtVMd8ifUt7nkd7FFr#lesson21)</w:t>
             </w:r>
           </w:p>
           <w:p>
@@ -12470,7 +12470,7 @@
                       <w:i w:val="0"/>
                       <w:sz w:val="18"/>
                     </w:rPr>
-                    <w:t xml:space="preserve"> LSGH Math 7 SimBook · Term 3 Lesson 4 · Expression Machine (Variable or Constant? tab)</w:t>
+                    <w:t xml:space="preserve"> LSGH Math SimBook · Term 3 Lesson 4 · Expression Machine (Variable or Constant? tab)</w:t>
                   </w:r>
                 </w:p>
                 <w:p>
@@ -12776,7 +12776,7 @@
                       <w:i w:val="0"/>
                       <w:sz w:val="18"/>
                     </w:rPr>
-                    <w:t xml:space="preserve"> LSGH Math 7 SimBook · Term 3 Lesson 4 · Expression Machine (Evaluate tab)</w:t>
+                    <w:t xml:space="preserve"> LSGH Math SimBook · Term 3 Lesson 4 · Expression Machine (Evaluate tab)</w:t>
                   </w:r>
                 </w:p>
                 <w:p>
@@ -13278,7 +13278,7 @@
                       <w:i w:val="0"/>
                       <w:sz w:val="18"/>
                     </w:rPr>
-                    <w:t xml:space="preserve"> LSGH Math 7 SimBook · Term 3 Lesson 4 · Expression Machine (Translate tab)</w:t>
+                    <w:t xml:space="preserve"> LSGH Math SimBook · Term 3 Lesson 4 · Expression Machine (Translate tab)</w:t>
                   </w:r>
                 </w:p>
                 <w:p>
@@ -13904,7 +13904,7 @@
                 <w:i w:val="0"/>
                 <w:sz w:val="20"/>
               </w:rPr>
-              <w:t>LSGH Math 7 SimBook - Term 3 Lesson 4 (https://claude.ai/artifact/LrpohtVMd8ifUt7nkd7FFr#lesson22)</w:t>
+              <w:t>LSGH Math SimBook - Term 3 Lesson 4 (https://claude.ai/artifact/LrpohtVMd8ifUt7nkd7FFr#lesson22)</w:t>
             </w:r>
           </w:p>
           <w:p>
@@ -14474,7 +14474,7 @@
                       <w:i w:val="0"/>
                       <w:sz w:val="18"/>
                     </w:rPr>
-                    <w:t xml:space="preserve"> LSGH Math 7 SimBook · Term 3 Lesson 5 · Balance Lab (Bar Model tab)</w:t>
+                    <w:t xml:space="preserve"> LSGH Math SimBook · Term 3 Lesson 5 · Balance Lab (Bar Model tab)</w:t>
                   </w:r>
                 </w:p>
                 <w:p>
@@ -14948,7 +14948,7 @@
                       <w:i w:val="0"/>
                       <w:sz w:val="18"/>
                     </w:rPr>
-                    <w:t xml:space="preserve"> LSGH Math 7 SimBook · Term 3 Lesson 5 · Balance Lab (Balance Scale tab)</w:t>
+                    <w:t xml:space="preserve"> LSGH Math SimBook · Term 3 Lesson 5 · Balance Lab (Balance Scale tab)</w:t>
                   </w:r>
                 </w:p>
                 <w:p>
@@ -15428,7 +15428,7 @@
                       <w:i w:val="0"/>
                       <w:sz w:val="18"/>
                     </w:rPr>
-                    <w:t xml:space="preserve"> LSGH Math 7 SimBook · Term 3 Lesson 5 · Balance Lab (Name the Property tab)</w:t>
+                    <w:t xml:space="preserve"> LSGH Math SimBook · Term 3 Lesson 5 · Balance Lab (Name the Property tab)</w:t>
                   </w:r>
                 </w:p>
                 <w:p>
@@ -15791,7 +15791,7 @@
                 <w:i w:val="0"/>
                 <w:sz w:val="20"/>
               </w:rPr>
-              <w:t>LSGH Math 7 SimBook - Term 3 Lesson 5 (https://claude.ai/artifact/LrpohtVMd8ifUt7nkd7FFr#lesson23)</w:t>
+              <w:t>LSGH Math SimBook - Term 3 Lesson 5 (https://claude.ai/artifact/LrpohtVMd8ifUt7nkd7FFr#lesson23)</w:t>
             </w:r>
           </w:p>
           <w:p>
@@ -16303,7 +16303,7 @@
                       <w:i w:val="0"/>
                       <w:sz w:val="18"/>
                     </w:rPr>
-                    <w:t xml:space="preserve"> LSGH Math 7 SimBook · Term 3 Lesson 6 · Formula Rearranger (Rearrange tab)</w:t>
+                    <w:t xml:space="preserve"> LSGH Math SimBook · Term 3 Lesson 6 · Formula Rearranger (Rearrange tab)</w:t>
                   </w:r>
                 </w:p>
                 <w:p>
@@ -16868,7 +16868,7 @@
                       <w:i w:val="0"/>
                       <w:sz w:val="18"/>
                     </w:rPr>
-                    <w:t xml:space="preserve"> LSGH Math 7 SimBook · Term 3 Lesson 6 · Formula Rearranger (Use It tab)</w:t>
+                    <w:t xml:space="preserve"> LSGH Math SimBook · Term 3 Lesson 6 · Formula Rearranger (Use It tab)</w:t>
                   </w:r>
                 </w:p>
                 <w:p>
@@ -17310,7 +17310,7 @@
                 <w:i w:val="0"/>
                 <w:sz w:val="20"/>
               </w:rPr>
-              <w:t>LSGH Math 7 SimBook - Term 3 Lesson 6 (https://claude.ai/artifact/LrpohtVMd8ifUt7nkd7FFr#lesson24)</w:t>
+              <w:t>LSGH Math SimBook - Term 3 Lesson 6 (https://claude.ai/artifact/LrpohtVMd8ifUt7nkd7FFr#lesson24)</w:t>
             </w:r>
           </w:p>
           <w:p>
@@ -18179,7 +18179,7 @@
                       <w:i w:val="0"/>
                       <w:sz w:val="18"/>
                     </w:rPr>
-                    <w:t xml:space="preserve"> LSGH Math 7 SimBook · Term 3 Lesson 7 · Equation Builder (Story to Equation tab)</w:t>
+                    <w:t xml:space="preserve"> LSGH Math SimBook · Term 3 Lesson 7 · Equation Builder (Story to Equation tab)</w:t>
                   </w:r>
                 </w:p>
                 <w:p>
@@ -18653,7 +18653,7 @@
                       <w:i w:val="0"/>
                       <w:sz w:val="18"/>
                     </w:rPr>
-                    <w:t xml:space="preserve"> LSGH Math 7 SimBook · Term 3 Lesson 7 · Equation Builder (Solve It tab)</w:t>
+                    <w:t xml:space="preserve"> LSGH Math SimBook · Term 3 Lesson 7 · Equation Builder (Solve It tab)</w:t>
                   </w:r>
                 </w:p>
                 <w:p>
@@ -19115,7 +19115,7 @@
                       <w:i w:val="0"/>
                       <w:sz w:val="18"/>
                     </w:rPr>
-                    <w:t xml:space="preserve"> LSGH Math 7 SimBook · Term 3 Lesson 7 · Equation Builder (Problem Solving tab)</w:t>
+                    <w:t xml:space="preserve"> LSGH Math SimBook · Term 3 Lesson 7 · Equation Builder (Problem Solving tab)</w:t>
                   </w:r>
                 </w:p>
                 <w:p>
@@ -19570,7 +19570,7 @@
                 <w:i w:val="0"/>
                 <w:sz w:val="20"/>
               </w:rPr>
-              <w:t>LSGH Math 7 SimBook - Term 3 Lesson 7 (https://claude.ai/artifact/LrpohtVMd8ifUt7nkd7FFr#lesson25)</w:t>
+              <w:t>LSGH Math SimBook - Term 3 Lesson 7 (https://claude.ai/artifact/LrpohtVMd8ifUt7nkd7FFr#lesson25)</w:t>
             </w:r>
           </w:p>
           <w:p>
@@ -20196,7 +20196,7 @@
                       <w:i w:val="0"/>
                       <w:sz w:val="18"/>
                     </w:rPr>
-                    <w:t xml:space="preserve"> LSGH Math 7 SimBook · Term 3 Lesson 8 · Chance Lab (Coin Toss tab)</w:t>
+                    <w:t xml:space="preserve"> LSGH Math SimBook · Term 3 Lesson 8 · Chance Lab (Coin Toss tab)</w:t>
                   </w:r>
                 </w:p>
                 <w:p>
@@ -20486,7 +20486,7 @@
                       <w:i w:val="0"/>
                       <w:sz w:val="18"/>
                     </w:rPr>
-                    <w:t xml:space="preserve"> LSGH Math 7 SimBook · Term 3 Lesson 8 · Chance Lab (Die Roll tab)</w:t>
+                    <w:t xml:space="preserve"> LSGH Math SimBook · Term 3 Lesson 8 · Chance Lab (Die Roll tab)</w:t>
                   </w:r>
                 </w:p>
                 <w:p>
@@ -20977,7 +20977,7 @@
                       <w:i w:val="0"/>
                       <w:sz w:val="18"/>
                     </w:rPr>
-                    <w:t xml:space="preserve"> LSGH Math 7 SimBook · Term 3 Lesson 8 · Chance Lab (Spinner Booth tab)</w:t>
+                    <w:t xml:space="preserve"> LSGH Math SimBook · Term 3 Lesson 8 · Chance Lab (Spinner Booth tab)</w:t>
                   </w:r>
                 </w:p>
                 <w:p>
@@ -21436,7 +21436,7 @@
                 <w:i w:val="0"/>
                 <w:sz w:val="20"/>
               </w:rPr>
-              <w:t>LSGH Math 7 SimBook - Term 3 Lesson 8 (https://claude.ai/artifact/LrpohtVMd8ifUt7nkd7FFr#lesson26)</w:t>
+              <w:t>LSGH Math SimBook - Term 3 Lesson 8 (https://claude.ai/artifact/LrpohtVMd8ifUt7nkd7FFr#lesson26)</w:t>
             </w:r>
           </w:p>
           <w:p>
@@ -22034,7 +22034,7 @@
                       <w:i w:val="0"/>
                       <w:sz w:val="18"/>
                     </w:rPr>
-                    <w:t xml:space="preserve"> LSGH Math 7 SimBook · Term 3 Lesson 9 · Powers-of-Ten Zoom (Zoom tab)</w:t>
+                    <w:t xml:space="preserve"> LSGH Math SimBook · Term 3 Lesson 9 · Powers-of-Ten Zoom (Zoom tab)</w:t>
                   </w:r>
                 </w:p>
                 <w:p>
@@ -22340,7 +22340,7 @@
                       <w:i w:val="0"/>
                       <w:sz w:val="18"/>
                     </w:rPr>
-                    <w:t xml:space="preserve"> LSGH Math 7 SimBook · Term 3 Lesson 9 · Powers-of-Ten Zoom (Convert tab)</w:t>
+                    <w:t xml:space="preserve"> LSGH Math SimBook · Term 3 Lesson 9 · Powers-of-Ten Zoom (Convert tab)</w:t>
                   </w:r>
                 </w:p>
                 <w:p>
@@ -22852,7 +22852,7 @@
                       <w:i w:val="0"/>
                       <w:sz w:val="18"/>
                     </w:rPr>
-                    <w:t xml:space="preserve"> LSGH Math 7 SimBook · Term 3 Lesson 9 · Powers-of-Ten Zoom (Operate tab)</w:t>
+                    <w:t xml:space="preserve"> LSGH Math SimBook · Term 3 Lesson 9 · Powers-of-Ten Zoom (Operate tab)</w:t>
                   </w:r>
                 </w:p>
                 <w:p>
@@ -23464,7 +23464,7 @@
                 <w:i w:val="0"/>
                 <w:sz w:val="20"/>
               </w:rPr>
-              <w:t>LSGH Math 7 SimBook - Term 3 Lesson 9 (https://claude.ai/artifact/LrpohtVMd8ifUt7nkd7FFr#lesson27)</w:t>
+              <w:t>LSGH Math SimBook - Term 3 Lesson 9 (https://claude.ai/artifact/LrpohtVMd8ifUt7nkd7FFr#lesson27)</w:t>
             </w:r>
           </w:p>
           <w:p>
